--- a/manuscript/word/volume_01/ch_036.docx
+++ b/manuscript/word/volume_01/ch_036.docx
@@ -165,7 +165,7 @@
           <w:color w:val="141414"/>
           <w:sz w:val="24"/>
         </w:rPr>
-        <w:t>word_count: 2517</w:t>
+        <w:t>word_count: 2508</w:t>
       </w:r>
     </w:p>
     <w:p>
@@ -855,21 +855,6 @@
           <w:color w:val="141414"/>
           <w:sz w:val="24"/>
         </w:rPr>
-        <w:t>**PAYOFF BÙNG NỔ — `FSH-022` THU HỒI HOÀN TOÀN!**</w:t>
-      </w:r>
-    </w:p>
-    <w:p>
-      <w:pPr>
-        <w:spacing w:line="300" w:lineRule="auto" w:after="120"/>
-        <w:ind w:firstLine="432"/>
-        <w:jc w:val="both"/>
-      </w:pPr>
-      <w:r>
-        <w:rPr>
-          <w:rFonts w:ascii="Times New Roman" w:hAnsi="Times New Roman"/>
-          <w:color w:val="141414"/>
-          <w:sz w:val="24"/>
-        </w:rPr>
         <w:t>Một luồng xung chấn địa tầng khổng lồ nhưng ấm áp vô cùng bỗng từ lòng đất sâu bùng phát, quét qua toàn bộ khoang vòm!</w:t>
       </w:r>
     </w:p>
